--- a/public/templates-clean/fortunei/10. PV predare-primire.docx
+++ b/public/templates-clean/fortunei/10. PV predare-primire.docx
@@ -7,22 +7,22 @@
         <w:pStyle w:val="BodyText"/>
       </w:pPr>
       <w:r>
-        <w:t>Nr</w:t>
-      </w:r>
-      <w:r>
-        <w:t>.</w:t>
+        <w:t>Nr.{NUMAR_PV}/{DATA_CONTRACT}</w:t>
+      </w:r>
+      <w:r>
+        <w:t/>
       </w:r>
       <w:r>
         <w:t xml:space="preserve"/>
       </w:r>
       <w:r>
-        <w:t>2</w:t>
-      </w:r>
-      <w:r>
-        <w:t>65</w:t>
-      </w:r>
-      <w:r>
-        <w:t>/{DATA_CONTRACT}</w:t>
+        <w:t/>
+      </w:r>
+      <w:r>
+        <w:t/>
+      </w:r>
+      <w:r>
+        <w:t/>
       </w:r>
       <w:r>
         <w:t/>
@@ -260,7 +260,7 @@
         <w:rPr>
           <w:rFonts w:ascii="Times New Roman" w:eastAsia="Times New Roman" w:hAnsi="Times New Roman" w:cs="Times New Roman"/>
         </w:rPr>
-        <w:t>{APARTINATOR_CNP}, CI seria {APARTINATOR_CI_SERIE} NR 037720</w:t>
+        <w:t>{APARTINATOR_CNP}, CI seria {APARTINATOR_CI_SERIE} nr. {APARTINATOR_CI_NUMAR}</w:t>
       </w:r>
       <w:r>
         <w:rPr>
@@ -534,7 +534,7 @@
           <w:b/>
           <w:bCs/>
         </w:rPr>
-        <w:t>07.0</w:t>
+        <w:t>{DATA_CONTRACT}</w:t>
       </w:r>
       <w:r>
         <w:rPr>
@@ -542,7 +542,7 @@
           <w:b/>
           <w:bCs/>
         </w:rPr>
-        <w:t>6</w:t>
+        <w:t/>
       </w:r>
       <w:r>
         <w:rPr>
@@ -558,7 +558,7 @@
           <w:b/>
           <w:bCs/>
         </w:rPr>
-        <w:t>202</w:t>
+        <w:t/>
       </w:r>
       <w:r>
         <w:rPr>
@@ -566,7 +566,7 @@
           <w:b/>
           <w:bCs/>
         </w:rPr>
-        <w:t>6</w:t>
+        <w:t/>
       </w:r>
       <w:r>
         <w:rPr>
